--- a/Bahasa Indonesia/108_Aisyah Currents_Tugas Skripsi_Final.docx
+++ b/Bahasa Indonesia/108_Aisyah Currents_Tugas Skripsi_Final.docx
@@ -14,6 +14,8 @@
           <w:szCs w:val="20"/>
         </w:rPr>
       </w:pPr>
+      <w:bookmarkStart w:id="0" w:name="_GoBack"/>
+      <w:bookmarkEnd w:id="0"/>
       <w:r>
         <w:rPr>
           <w:rFonts w:ascii="Book Antiqua" w:eastAsia="Book Antiqua" w:hAnsi="Book Antiqua" w:cs="Book Antiqua"/>
@@ -378,12 +380,12 @@
       <w:r>
         <w:br w:type="page"/>
       </w:r>
-      <w:bookmarkStart w:id="0" w:name="_Toc229676265"/>
+      <w:bookmarkStart w:id="1" w:name="_Toc229676265"/>
       <w:r>
         <w:lastRenderedPageBreak/>
         <w:t>KATA PENGANTAR</w:t>
       </w:r>
-      <w:bookmarkEnd w:id="0"/>
+      <w:bookmarkEnd w:id="1"/>
     </w:p>
     <w:p>
       <w:pPr>
@@ -633,8 +635,8 @@
           <w:szCs w:val="20"/>
         </w:rPr>
       </w:pPr>
-      <w:bookmarkStart w:id="1" w:name="_h6ozrjspqbp3" w:colFirst="0" w:colLast="0"/>
-      <w:bookmarkEnd w:id="1"/>
+      <w:bookmarkStart w:id="2" w:name="_h6ozrjspqbp3" w:colFirst="0" w:colLast="0"/>
+      <w:bookmarkEnd w:id="2"/>
       <w:r>
         <w:rPr>
           <w:rFonts w:ascii="Book Antiqua" w:eastAsia="Book Antiqua" w:hAnsi="Book Antiqua" w:cs="Book Antiqua"/>
@@ -676,12 +678,12 @@
         <w:pStyle w:val="Heading1"/>
         <w:spacing w:before="0" w:after="0"/>
       </w:pPr>
-      <w:bookmarkStart w:id="2" w:name="_Toc229676266"/>
+      <w:bookmarkStart w:id="3" w:name="_Toc229676266"/>
       <w:r>
         <w:lastRenderedPageBreak/>
         <w:t>DAFTAR ISI</w:t>
       </w:r>
-      <w:bookmarkEnd w:id="2"/>
+      <w:bookmarkEnd w:id="3"/>
     </w:p>
     <w:sdt>
       <w:sdtPr>
@@ -4629,7 +4631,7 @@
                 <w:sz w:val="20"/>
                 <w:szCs w:val="20"/>
               </w:rPr>
-              <w:t>23</w:t>
+              <w:t>22</w:t>
             </w:r>
             <w:r>
               <w:rPr>
@@ -4725,7 +4727,7 @@
                 <w:sz w:val="20"/>
                 <w:szCs w:val="20"/>
               </w:rPr>
-              <w:t>23</w:t>
+              <w:t>22</w:t>
             </w:r>
             <w:r>
               <w:rPr>
@@ -4842,7 +4844,7 @@
                 <w:sz w:val="20"/>
                 <w:szCs w:val="20"/>
               </w:rPr>
-              <w:t>23</w:t>
+              <w:t>22</w:t>
             </w:r>
             <w:r>
               <w:rPr>
@@ -4959,7 +4961,7 @@
                 <w:sz w:val="20"/>
                 <w:szCs w:val="20"/>
               </w:rPr>
-              <w:t>23</w:t>
+              <w:t>22</w:t>
             </w:r>
             <w:r>
               <w:rPr>
@@ -5076,7 +5078,7 @@
                 <w:sz w:val="20"/>
                 <w:szCs w:val="20"/>
               </w:rPr>
-              <w:t>24</w:t>
+              <w:t>23</w:t>
             </w:r>
             <w:r>
               <w:rPr>
@@ -5172,7 +5174,7 @@
                 <w:sz w:val="20"/>
                 <w:szCs w:val="20"/>
               </w:rPr>
-              <w:t>26</w:t>
+              <w:t>25</w:t>
             </w:r>
             <w:r>
               <w:rPr>
@@ -5230,12 +5232,12 @@
           <w:b w:val="0"/>
         </w:rPr>
       </w:pPr>
-      <w:bookmarkStart w:id="3" w:name="_Toc229676267"/>
+      <w:bookmarkStart w:id="4" w:name="_Toc229676267"/>
       <w:r>
         <w:lastRenderedPageBreak/>
         <w:t>BAB I</w:t>
       </w:r>
-      <w:bookmarkEnd w:id="3"/>
+      <w:bookmarkEnd w:id="4"/>
     </w:p>
     <w:p>
       <w:pPr>
@@ -5245,11 +5247,11 @@
           <w:b w:val="0"/>
         </w:rPr>
       </w:pPr>
-      <w:bookmarkStart w:id="4" w:name="_Toc229676268"/>
+      <w:bookmarkStart w:id="5" w:name="_Toc229676268"/>
       <w:r>
         <w:t>PENDAHULUAN</w:t>
       </w:r>
-      <w:bookmarkEnd w:id="4"/>
+      <w:bookmarkEnd w:id="5"/>
     </w:p>
     <w:p>
       <w:pPr>
@@ -5260,11 +5262,11 @@
         </w:numPr>
         <w:spacing w:before="0" w:after="0"/>
       </w:pPr>
-      <w:bookmarkStart w:id="5" w:name="_Toc229676269"/>
+      <w:bookmarkStart w:id="6" w:name="_Toc229676269"/>
       <w:r>
         <w:t>Latar Belakang</w:t>
       </w:r>
-      <w:bookmarkEnd w:id="5"/>
+      <w:bookmarkEnd w:id="6"/>
     </w:p>
     <w:p>
       <w:pPr>
@@ -6073,11 +6075,11 @@
         </w:numPr>
         <w:spacing w:before="0" w:after="0"/>
       </w:pPr>
-      <w:bookmarkStart w:id="6" w:name="_Toc229676270"/>
+      <w:bookmarkStart w:id="7" w:name="_Toc229676270"/>
       <w:r>
         <w:t>Identifikasi Masalah</w:t>
       </w:r>
-      <w:bookmarkEnd w:id="6"/>
+      <w:bookmarkEnd w:id="7"/>
     </w:p>
     <w:p>
       <w:pPr>
@@ -6251,11 +6253,11 @@
         </w:numPr>
         <w:spacing w:before="0" w:after="0"/>
       </w:pPr>
-      <w:bookmarkStart w:id="7" w:name="_Toc229676271"/>
+      <w:bookmarkStart w:id="8" w:name="_Toc229676271"/>
       <w:r>
         <w:t>Batasan Masalah</w:t>
       </w:r>
-      <w:bookmarkEnd w:id="7"/>
+      <w:bookmarkEnd w:id="8"/>
     </w:p>
     <w:p>
       <w:pPr>
@@ -6398,11 +6400,11 @@
         </w:numPr>
         <w:spacing w:before="0" w:after="0"/>
       </w:pPr>
-      <w:bookmarkStart w:id="8" w:name="_Toc229676272"/>
+      <w:bookmarkStart w:id="9" w:name="_Toc229676272"/>
       <w:r>
         <w:t>Rumusan Masalah</w:t>
       </w:r>
-      <w:bookmarkEnd w:id="8"/>
+      <w:bookmarkEnd w:id="9"/>
     </w:p>
     <w:p>
       <w:pPr>
@@ -6585,11 +6587,11 @@
         </w:numPr>
         <w:spacing w:before="0" w:after="0"/>
       </w:pPr>
-      <w:bookmarkStart w:id="9" w:name="_Toc229676273"/>
+      <w:bookmarkStart w:id="10" w:name="_Toc229676273"/>
       <w:r>
         <w:t>Tujuan Penelitian</w:t>
       </w:r>
-      <w:bookmarkEnd w:id="9"/>
+      <w:bookmarkEnd w:id="10"/>
     </w:p>
     <w:p>
       <w:pPr>
@@ -6758,11 +6760,11 @@
         </w:numPr>
         <w:spacing w:before="0" w:after="0"/>
       </w:pPr>
-      <w:bookmarkStart w:id="10" w:name="_Toc229676274"/>
+      <w:bookmarkStart w:id="11" w:name="_Toc229676274"/>
       <w:r>
         <w:t>Manfaat Penelitian</w:t>
       </w:r>
-      <w:bookmarkEnd w:id="10"/>
+      <w:bookmarkEnd w:id="11"/>
     </w:p>
     <w:p>
       <w:pPr>
@@ -6966,23 +6968,23 @@
         <w:pStyle w:val="Heading1"/>
         <w:spacing w:before="0" w:after="0"/>
       </w:pPr>
-      <w:bookmarkStart w:id="11" w:name="_Toc229676275"/>
+      <w:bookmarkStart w:id="12" w:name="_Toc229676275"/>
       <w:r>
         <w:lastRenderedPageBreak/>
         <w:t>BAB II</w:t>
       </w:r>
-      <w:bookmarkEnd w:id="11"/>
+      <w:bookmarkEnd w:id="12"/>
     </w:p>
     <w:p>
       <w:pPr>
         <w:pStyle w:val="Heading1"/>
         <w:spacing w:before="0" w:after="0"/>
       </w:pPr>
-      <w:bookmarkStart w:id="12" w:name="_Toc229676276"/>
+      <w:bookmarkStart w:id="13" w:name="_Toc229676276"/>
       <w:r>
         <w:t>KAJIAN PUSTAKA</w:t>
       </w:r>
-      <w:bookmarkEnd w:id="12"/>
+      <w:bookmarkEnd w:id="13"/>
     </w:p>
     <w:p>
       <w:pPr>
@@ -6993,11 +6995,11 @@
         </w:numPr>
         <w:spacing w:before="0" w:after="0"/>
       </w:pPr>
-      <w:bookmarkStart w:id="13" w:name="_Toc229676277"/>
+      <w:bookmarkStart w:id="14" w:name="_Toc229676277"/>
       <w:r>
         <w:t>Kajian Teori</w:t>
       </w:r>
-      <w:bookmarkEnd w:id="13"/>
+      <w:bookmarkEnd w:id="14"/>
     </w:p>
     <w:p>
       <w:pPr>
@@ -7005,14 +7007,14 @@
         <w:spacing w:before="0" w:after="0"/>
         <w:ind w:firstLine="720"/>
       </w:pPr>
-      <w:bookmarkStart w:id="14" w:name="_Toc229676278"/>
+      <w:bookmarkStart w:id="15" w:name="_Toc229676278"/>
       <w:r>
         <w:t xml:space="preserve">A.1. </w:t>
       </w:r>
       <w:r>
         <w:t>Social Learning Theory</w:t>
       </w:r>
-      <w:bookmarkEnd w:id="14"/>
+      <w:bookmarkEnd w:id="15"/>
     </w:p>
     <w:p>
       <w:pPr>
@@ -7470,7 +7472,7 @@
           <w:b w:val="0"/>
         </w:rPr>
       </w:pPr>
-      <w:bookmarkStart w:id="15" w:name="_Toc229676279"/>
+      <w:bookmarkStart w:id="16" w:name="_Toc229676279"/>
       <w:r>
         <w:lastRenderedPageBreak/>
         <w:t xml:space="preserve">A.2. </w:t>
@@ -7478,7 +7480,7 @@
       <w:r>
         <w:t>Pembelajaran Kolaboratif</w:t>
       </w:r>
-      <w:bookmarkEnd w:id="15"/>
+      <w:bookmarkEnd w:id="16"/>
     </w:p>
     <w:p>
       <w:pPr>
@@ -7676,11 +7678,11 @@
         </w:numPr>
         <w:spacing w:before="0" w:after="0"/>
       </w:pPr>
-      <w:bookmarkStart w:id="16" w:name="_Toc229676280"/>
+      <w:bookmarkStart w:id="17" w:name="_Toc229676280"/>
       <w:r>
         <w:t>Hasil Penelitian</w:t>
       </w:r>
-      <w:bookmarkEnd w:id="16"/>
+      <w:bookmarkEnd w:id="17"/>
     </w:p>
     <w:p>
       <w:pPr>
@@ -7728,7 +7730,7 @@
           <w:i/>
         </w:rPr>
       </w:pPr>
-      <w:bookmarkStart w:id="17" w:name="_Toc229676281"/>
+      <w:bookmarkStart w:id="18" w:name="_Toc229676281"/>
       <w:r>
         <w:t xml:space="preserve">B.1. </w:t>
       </w:r>
@@ -7741,7 +7743,7 @@
         </w:rPr>
         <w:t>Social Learning Theory</w:t>
       </w:r>
-      <w:bookmarkEnd w:id="17"/>
+      <w:bookmarkEnd w:id="18"/>
     </w:p>
     <w:p>
       <w:pPr>
@@ -8133,14 +8135,14 @@
         <w:spacing w:before="0" w:after="0"/>
         <w:ind w:left="720"/>
       </w:pPr>
-      <w:bookmarkStart w:id="18" w:name="_Toc229676282"/>
+      <w:bookmarkStart w:id="19" w:name="_Toc229676282"/>
       <w:r>
         <w:t xml:space="preserve">B.2. </w:t>
       </w:r>
       <w:r>
         <w:t>Kendala Pemanfaatan GitHub yang Belum Optimal</w:t>
       </w:r>
-      <w:bookmarkEnd w:id="18"/>
+      <w:bookmarkEnd w:id="19"/>
     </w:p>
     <w:p>
       <w:pPr>
@@ -8339,12 +8341,12 @@
         </w:numPr>
         <w:spacing w:before="0" w:after="0"/>
       </w:pPr>
-      <w:bookmarkStart w:id="19" w:name="_Toc229676283"/>
+      <w:bookmarkStart w:id="20" w:name="_Toc229676283"/>
       <w:r>
         <w:lastRenderedPageBreak/>
         <w:t>Kerangka Berpikir</w:t>
       </w:r>
-      <w:bookmarkEnd w:id="19"/>
+      <w:bookmarkEnd w:id="20"/>
     </w:p>
     <w:p>
       <w:pPr>
@@ -8434,12 +8436,12 @@
         </w:numPr>
         <w:spacing w:before="0" w:after="0"/>
       </w:pPr>
-      <w:bookmarkStart w:id="20" w:name="_Toc229676284"/>
+      <w:bookmarkStart w:id="21" w:name="_Toc229676284"/>
       <w:r>
         <w:lastRenderedPageBreak/>
         <w:t>Pertanyaan Penelitian</w:t>
       </w:r>
-      <w:bookmarkEnd w:id="20"/>
+      <w:bookmarkEnd w:id="21"/>
     </w:p>
     <w:p>
       <w:pPr>
@@ -8605,23 +8607,23 @@
         <w:pStyle w:val="Heading1"/>
         <w:spacing w:before="0" w:after="0"/>
       </w:pPr>
-      <w:bookmarkStart w:id="21" w:name="_Toc229676285"/>
+      <w:bookmarkStart w:id="22" w:name="_Toc229676285"/>
       <w:r>
         <w:lastRenderedPageBreak/>
         <w:t>BAB III</w:t>
       </w:r>
-      <w:bookmarkEnd w:id="21"/>
+      <w:bookmarkEnd w:id="22"/>
     </w:p>
     <w:p>
       <w:pPr>
         <w:pStyle w:val="Heading1"/>
         <w:spacing w:before="0" w:after="0"/>
       </w:pPr>
-      <w:bookmarkStart w:id="22" w:name="_Toc229676286"/>
+      <w:bookmarkStart w:id="23" w:name="_Toc229676286"/>
       <w:r>
         <w:t>METODE PENELITIAN</w:t>
       </w:r>
-      <w:bookmarkEnd w:id="22"/>
+      <w:bookmarkEnd w:id="23"/>
     </w:p>
     <w:p>
       <w:pPr>
@@ -8632,11 +8634,11 @@
         </w:numPr>
         <w:spacing w:before="0" w:after="0"/>
       </w:pPr>
-      <w:bookmarkStart w:id="23" w:name="_Toc229676287"/>
+      <w:bookmarkStart w:id="24" w:name="_Toc229676287"/>
       <w:r>
         <w:t>Jenis Penelitian</w:t>
       </w:r>
-      <w:bookmarkEnd w:id="23"/>
+      <w:bookmarkEnd w:id="24"/>
     </w:p>
     <w:p>
       <w:pPr>
@@ -8772,11 +8774,11 @@
         </w:numPr>
         <w:spacing w:before="0" w:after="0"/>
       </w:pPr>
-      <w:bookmarkStart w:id="24" w:name="_Toc229676288"/>
+      <w:bookmarkStart w:id="25" w:name="_Toc229676288"/>
       <w:r>
         <w:t>Lokasi dan Waktu Penelitian</w:t>
       </w:r>
-      <w:bookmarkEnd w:id="24"/>
+      <w:bookmarkEnd w:id="25"/>
     </w:p>
     <w:p>
       <w:pPr>
@@ -8837,14 +8839,14 @@
         </w:numPr>
         <w:spacing w:before="0" w:after="0"/>
       </w:pPr>
-      <w:bookmarkStart w:id="25" w:name="_Toc229676289"/>
+      <w:bookmarkStart w:id="26" w:name="_Toc229676289"/>
       <w:r>
         <w:t>Populasi dan Sam</w:t>
       </w:r>
       <w:r>
         <w:t>pel</w:t>
       </w:r>
-      <w:bookmarkEnd w:id="25"/>
+      <w:bookmarkEnd w:id="26"/>
     </w:p>
     <w:p>
       <w:pPr>
@@ -9104,11 +9106,11 @@
         </w:numPr>
         <w:spacing w:before="0" w:after="0"/>
       </w:pPr>
-      <w:bookmarkStart w:id="26" w:name="_Toc229676290"/>
+      <w:bookmarkStart w:id="27" w:name="_Toc229676290"/>
       <w:r>
         <w:t>Variabel Penelitian</w:t>
       </w:r>
-      <w:bookmarkEnd w:id="26"/>
+      <w:bookmarkEnd w:id="27"/>
     </w:p>
     <w:p>
       <w:pPr>
@@ -9708,12 +9710,12 @@
         </w:numPr>
         <w:spacing w:before="0" w:after="0"/>
       </w:pPr>
-      <w:bookmarkStart w:id="27" w:name="_Toc229676291"/>
+      <w:bookmarkStart w:id="28" w:name="_Toc229676291"/>
       <w:r>
         <w:lastRenderedPageBreak/>
         <w:t>Teknik Pengumpulan Data</w:t>
       </w:r>
-      <w:bookmarkEnd w:id="27"/>
+      <w:bookmarkEnd w:id="28"/>
     </w:p>
     <w:p>
       <w:pPr>
@@ -10080,12 +10082,12 @@
         </w:numPr>
         <w:spacing w:before="0" w:after="0"/>
       </w:pPr>
-      <w:bookmarkStart w:id="28" w:name="_Toc229676292"/>
+      <w:bookmarkStart w:id="29" w:name="_Toc229676292"/>
       <w:r>
         <w:lastRenderedPageBreak/>
         <w:t>Instrumen Penelitian</w:t>
       </w:r>
-      <w:bookmarkEnd w:id="28"/>
+      <w:bookmarkEnd w:id="29"/>
     </w:p>
     <w:p>
       <w:pPr>
@@ -10184,11 +10186,11 @@
         </w:numPr>
         <w:spacing w:before="0" w:after="0"/>
       </w:pPr>
-      <w:bookmarkStart w:id="29" w:name="_Toc229676293"/>
+      <w:bookmarkStart w:id="30" w:name="_Toc229676293"/>
       <w:r>
         <w:t>Teknik Analisis Data</w:t>
       </w:r>
-      <w:bookmarkEnd w:id="29"/>
+      <w:bookmarkEnd w:id="30"/>
     </w:p>
     <w:p>
       <w:pPr>
@@ -10500,11 +10502,11 @@
         </w:numPr>
         <w:spacing w:before="0" w:after="0"/>
       </w:pPr>
-      <w:bookmarkStart w:id="30" w:name="_Toc229676294"/>
+      <w:bookmarkStart w:id="31" w:name="_Toc229676294"/>
       <w:r>
         <w:t>Prosedur Penelitian</w:t>
       </w:r>
-      <w:bookmarkEnd w:id="30"/>
+      <w:bookmarkEnd w:id="31"/>
     </w:p>
     <w:p>
       <w:pPr>
@@ -10751,23 +10753,23 @@
         <w:pStyle w:val="Heading1"/>
         <w:spacing w:before="0" w:after="0"/>
       </w:pPr>
-      <w:bookmarkStart w:id="31" w:name="_Toc229676295"/>
+      <w:bookmarkStart w:id="32" w:name="_Toc229676295"/>
       <w:r>
         <w:lastRenderedPageBreak/>
         <w:t>BAB IV</w:t>
       </w:r>
-      <w:bookmarkEnd w:id="31"/>
+      <w:bookmarkEnd w:id="32"/>
     </w:p>
     <w:p>
       <w:pPr>
         <w:pStyle w:val="Heading1"/>
         <w:spacing w:before="0" w:after="0"/>
       </w:pPr>
-      <w:bookmarkStart w:id="32" w:name="_Toc229676296"/>
+      <w:bookmarkStart w:id="33" w:name="_Toc229676296"/>
       <w:r>
         <w:t>HASIL PENELITIAN DAN PEMBAHASAN</w:t>
       </w:r>
-      <w:bookmarkEnd w:id="32"/>
+      <w:bookmarkEnd w:id="33"/>
     </w:p>
     <w:p>
       <w:pPr>
@@ -10778,11 +10780,11 @@
         </w:numPr>
         <w:spacing w:before="0" w:after="0"/>
       </w:pPr>
-      <w:bookmarkStart w:id="33" w:name="_Toc229676297"/>
+      <w:bookmarkStart w:id="34" w:name="_Toc229676297"/>
       <w:r>
         <w:t>Hasil Penelitian</w:t>
       </w:r>
-      <w:bookmarkEnd w:id="33"/>
+      <w:bookmarkEnd w:id="34"/>
     </w:p>
     <w:p>
       <w:pPr>
@@ -11593,11 +11595,11 @@
         </w:numPr>
         <w:spacing w:before="0" w:after="0"/>
       </w:pPr>
-      <w:bookmarkStart w:id="34" w:name="_Toc229676298"/>
+      <w:bookmarkStart w:id="35" w:name="_Toc229676298"/>
       <w:r>
         <w:t>Pembahasan</w:t>
       </w:r>
-      <w:bookmarkEnd w:id="34"/>
+      <w:bookmarkEnd w:id="35"/>
     </w:p>
     <w:p>
       <w:pPr>
@@ -11816,11 +11818,11 @@
         </w:numPr>
         <w:spacing w:before="0" w:after="0"/>
       </w:pPr>
-      <w:bookmarkStart w:id="35" w:name="_Toc229676299"/>
+      <w:bookmarkStart w:id="36" w:name="_Toc229676299"/>
       <w:r>
         <w:t>Keterbatasan Penelitian</w:t>
       </w:r>
-      <w:bookmarkEnd w:id="35"/>
+      <w:bookmarkEnd w:id="36"/>
     </w:p>
     <w:p>
       <w:pPr>
@@ -11999,23 +12001,23 @@
         <w:pStyle w:val="Heading1"/>
         <w:spacing w:before="0" w:after="0"/>
       </w:pPr>
-      <w:bookmarkStart w:id="36" w:name="_Toc229676300"/>
+      <w:bookmarkStart w:id="37" w:name="_Toc229676300"/>
       <w:r>
         <w:lastRenderedPageBreak/>
         <w:t>BAB V</w:t>
       </w:r>
-      <w:bookmarkEnd w:id="36"/>
+      <w:bookmarkEnd w:id="37"/>
     </w:p>
     <w:p>
       <w:pPr>
         <w:pStyle w:val="Heading1"/>
         <w:spacing w:before="0" w:after="0"/>
       </w:pPr>
-      <w:bookmarkStart w:id="37" w:name="_Toc229676301"/>
+      <w:bookmarkStart w:id="38" w:name="_Toc229676301"/>
       <w:r>
         <w:t>SIMPULAN DAN SARAN</w:t>
       </w:r>
-      <w:bookmarkEnd w:id="37"/>
+      <w:bookmarkEnd w:id="38"/>
     </w:p>
     <w:p>
       <w:pPr>
@@ -12026,11 +12028,11 @@
         </w:numPr>
         <w:spacing w:before="0" w:after="0"/>
       </w:pPr>
-      <w:bookmarkStart w:id="38" w:name="_Toc229676302"/>
+      <w:bookmarkStart w:id="39" w:name="_Toc229676302"/>
       <w:r>
         <w:t>Simpulan</w:t>
       </w:r>
-      <w:bookmarkEnd w:id="38"/>
+      <w:bookmarkEnd w:id="39"/>
     </w:p>
     <w:p>
       <w:pPr>
@@ -12170,11 +12172,11 @@
         </w:numPr>
         <w:spacing w:before="0" w:after="0"/>
       </w:pPr>
-      <w:bookmarkStart w:id="39" w:name="_Toc229676303"/>
+      <w:bookmarkStart w:id="40" w:name="_Toc229676303"/>
       <w:r>
         <w:t>Implikasi</w:t>
       </w:r>
-      <w:bookmarkEnd w:id="39"/>
+      <w:bookmarkEnd w:id="40"/>
     </w:p>
     <w:p>
       <w:pPr>
@@ -12252,8 +12254,6 @@
           <w:szCs w:val="20"/>
         </w:rPr>
       </w:pPr>
-      <w:bookmarkStart w:id="40" w:name="_GoBack"/>
-      <w:bookmarkEnd w:id="40"/>
     </w:p>
     <w:p>
       <w:pPr>
@@ -14440,7 +14440,7 @@
         <w:sz w:val="20"/>
         <w:szCs w:val="20"/>
       </w:rPr>
-      <w:t>1</w:t>
+      <w:t>15</w:t>
     </w:r>
     <w:r>
       <w:rPr>
@@ -19022,7 +19022,7 @@
 </file>
 
 <file path=customXml/itemProps1.xml><?xml version="1.0" encoding="utf-8"?>
-<ds:datastoreItem xmlns:ds="http://schemas.openxmlformats.org/officeDocument/2006/customXml" ds:itemID="{CF98CD4B-D21E-414C-B3A3-CDCC3092DF85}">
+<ds:datastoreItem xmlns:ds="http://schemas.openxmlformats.org/officeDocument/2006/customXml" ds:itemID="{5BA620D4-4886-4EA1-802D-83DA16F01E7C}">
   <ds:schemaRefs>
     <ds:schemaRef ds:uri="http://schemas.openxmlformats.org/officeDocument/2006/bibliography"/>
   </ds:schemaRefs>
